--- a/documentation/reference-document.docx
+++ b/documentation/reference-document.docx
@@ -4,6 +4,7 @@
   <w:body>
     <w:p>
       <w:pPr>
+        <w:spacing w:line="240" w:lineRule="auto"/>
         <w:rPr>
           <w:rFonts w:ascii="Calibri" w:hAnsi="Calibri" w:cs="Calibri"/>
           <w:b/>
@@ -69,6 +70,7 @@
     </w:p>
     <w:p>
       <w:pPr>
+        <w:spacing w:line="240" w:lineRule="auto"/>
         <w:rPr>
           <w:rFonts w:ascii="Calibri" w:hAnsi="Calibri" w:cs="Calibri"/>
           <w:b/>
@@ -94,6 +96,7 @@
     </w:p>
     <w:p>
       <w:pPr>
+        <w:spacing w:line="240" w:lineRule="auto"/>
         <w:rPr>
           <w:rFonts w:ascii="Calibri" w:hAnsi="Calibri" w:cs="Calibri"/>
           <w:i/>
@@ -119,6 +122,7 @@
     </w:p>
     <w:p>
       <w:pPr>
+        <w:spacing w:line="240" w:lineRule="auto"/>
         <w:rPr>
           <w:rFonts w:ascii="Calibri" w:hAnsi="Calibri" w:cs="Calibri"/>
           <w:i/>
@@ -158,6 +162,7 @@
     </w:p>
     <w:p>
       <w:pPr>
+        <w:spacing w:line="240" w:lineRule="auto"/>
         <w:rPr>
           <w:rFonts w:ascii="Calibri" w:hAnsi="Calibri" w:cs="Calibri"/>
           <w:b/>
@@ -171,6 +176,7 @@
     </w:p>
     <w:p>
       <w:pPr>
+        <w:spacing w:line="240" w:lineRule="auto"/>
         <w:rPr>
           <w:rFonts w:ascii="Calibri" w:hAnsi="Calibri" w:cs="Calibri"/>
           <w:b/>
@@ -184,6 +190,7 @@
     </w:p>
     <w:p>
       <w:pPr>
+        <w:spacing w:line="240" w:lineRule="auto"/>
         <w:rPr>
           <w:rFonts w:ascii="Calibri" w:hAnsi="Calibri" w:cs="Calibri"/>
           <w:b/>
@@ -197,6 +204,7 @@
     </w:p>
     <w:p>
       <w:pPr>
+        <w:spacing w:line="240" w:lineRule="auto"/>
         <w:rPr>
           <w:rFonts w:ascii="Calibri" w:hAnsi="Calibri" w:cs="Calibri"/>
           <w:b/>
@@ -210,6 +218,7 @@
     </w:p>
     <w:p>
       <w:pPr>
+        <w:spacing w:line="240" w:lineRule="auto"/>
         <w:rPr>
           <w:rFonts w:ascii="Calibri" w:hAnsi="Calibri" w:cs="Calibri"/>
           <w:b/>
@@ -223,6 +232,7 @@
     </w:p>
     <w:p>
       <w:pPr>
+        <w:spacing w:line="240" w:lineRule="auto"/>
         <w:rPr>
           <w:rFonts w:ascii="Calibri" w:hAnsi="Calibri" w:cs="Calibri"/>
           <w:b/>
@@ -236,6 +246,7 @@
     </w:p>
     <w:p>
       <w:pPr>
+        <w:spacing w:line="240" w:lineRule="auto"/>
         <w:rPr>
           <w:rFonts w:ascii="Calibri" w:hAnsi="Calibri" w:cs="Calibri"/>
           <w:b/>
@@ -249,6 +260,7 @@
     </w:p>
     <w:p>
       <w:pPr>
+        <w:spacing w:line="240" w:lineRule="auto"/>
         <w:rPr>
           <w:rFonts w:ascii="Calibri" w:hAnsi="Calibri" w:cs="Calibri"/>
           <w:b/>
@@ -263,6 +275,7 @@
     <w:p>
       <w:pPr>
         <w:keepNext/>
+        <w:spacing w:line="240" w:lineRule="auto"/>
         <w:rPr>
           <w:rFonts w:ascii="Calibri" w:hAnsi="Calibri" w:cs="Calibri"/>
           <w:b/>
@@ -539,10 +552,15 @@
         </w:tc>
       </w:tr>
     </w:tbl>
-    <w:p/>
+    <w:p>
+      <w:pPr>
+        <w:spacing w:line="240" w:lineRule="auto"/>
+      </w:pPr>
+    </w:p>
     <w:p>
       <w:pPr>
         <w:keepNext/>
+        <w:spacing w:line="240" w:lineRule="auto"/>
         <w:rPr>
           <w:rFonts w:ascii="Calibri" w:hAnsi="Calibri" w:cs="Calibri"/>
           <w:b/>
@@ -582,6 +600,7 @@
     </w:p>
     <w:p>
       <w:pPr>
+        <w:spacing w:line="240" w:lineRule="auto"/>
         <w:rPr>
           <w:rFonts w:ascii="Calibri" w:hAnsi="Calibri" w:cs="Calibri"/>
           <w:b/>
@@ -642,7 +661,22 @@
     </w:p>
     <w:p>
       <w:pPr>
+        <w:spacing w:line="240" w:lineRule="auto"/>
+        <w:rPr>
+          <w:rFonts w:ascii="Calibri" w:hAnsi="Calibri" w:cs="Calibri"/>
+          <w:b/>
+          <w:bCs/>
+          <w:color w:val="000000" w:themeColor="text1"/>
+          <w:sz w:val="36"/>
+          <w:szCs w:val="36"/>
+          <w:lang w:val="en-US"/>
+        </w:rPr>
+      </w:pPr>
+    </w:p>
+    <w:p>
+      <w:pPr>
         <w:keepNext/>
+        <w:spacing w:line="240" w:lineRule="auto"/>
         <w:rPr>
           <w:rFonts w:ascii="Calibri" w:hAnsi="Calibri" w:cs="Calibri"/>
           <w:b/>
@@ -679,10 +713,22 @@
         <w:tab/>
         <w:t>PCB DIAGRAM</w:t>
       </w:r>
+      <w:r>
+        <w:rPr>
+          <w:rFonts w:ascii="Calibri" w:hAnsi="Calibri" w:cs="Calibri"/>
+          <w:b/>
+          <w:bCs/>
+          <w:color w:val="000000" w:themeColor="text1"/>
+          <w:sz w:val="36"/>
+          <w:szCs w:val="36"/>
+          <w:lang w:val="en-US"/>
+        </w:rPr>
+        <w:t xml:space="preserve"> - FRONT</w:t>
+      </w:r>
     </w:p>
     <w:p>
       <w:pPr>
-        <w:spacing w:after="120"/>
+        <w:spacing w:after="120" w:line="240" w:lineRule="auto"/>
         <w:jc w:val="center"/>
       </w:pPr>
       <w:r>
@@ -690,9 +736,9 @@
           <w:noProof/>
         </w:rPr>
         <w:drawing>
-          <wp:inline distT="0" distB="0" distL="0" distR="0" wp14:anchorId="733F7C4D" wp14:editId="659084CA">
-            <wp:extent cx="5943600" cy="5257800"/>
-            <wp:effectExtent l="0" t="0" r="0" b="0"/>
+          <wp:inline distT="0" distB="0" distL="0" distR="0" wp14:anchorId="733F7C4D" wp14:editId="44871F64">
+            <wp:extent cx="5768446" cy="5590309"/>
+            <wp:effectExtent l="0" t="0" r="3810" b="0"/>
             <wp:docPr id="501" name="PCB front"/>
             <wp:cNvGraphicFramePr>
               <a:graphicFrameLocks xmlns:a="http://schemas.openxmlformats.org/drawingml/2006/main" noChangeAspect="1"/>
@@ -704,20 +750,29 @@
                     <pic:cNvPr id="501" name="PCB front"/>
                     <pic:cNvPicPr/>
                   </pic:nvPicPr>
-                  <pic:blipFill>
+                  <pic:blipFill rotWithShape="1">
                     <a:blip r:embed="rId6"/>
+                    <a:srcRect l="8273" r="2452" b="2197"/>
                     <a:stretch>
                       <a:fillRect/>
                     </a:stretch>
                   </pic:blipFill>
-                  <pic:spPr>
+                  <pic:spPr bwMode="auto">
                     <a:xfrm>
                       <a:off x="0" y="0"/>
-                      <a:ext cx="5943600" cy="5257800"/>
+                      <a:ext cx="5768446" cy="5590309"/>
                     </a:xfrm>
                     <a:prstGeom prst="rect">
                       <a:avLst/>
                     </a:prstGeom>
+                    <a:ln>
+                      <a:noFill/>
+                    </a:ln>
+                    <a:extLst>
+                      <a:ext uri="{53640926-AAD7-44D8-BBD7-CCE9431645EC}">
+                        <a14:shadowObscured xmlns:a14="http://schemas.microsoft.com/office/drawing/2010/main"/>
+                      </a:ext>
+                    </a:extLst>
                   </pic:spPr>
                 </pic:pic>
               </a:graphicData>
@@ -728,54 +783,50 @@
     </w:p>
     <w:p>
       <w:pPr>
-        <w:spacing w:after="120"/>
+        <w:spacing w:after="120" w:line="240" w:lineRule="auto"/>
         <w:jc w:val="center"/>
       </w:pPr>
-      <w:r>
-        <w:rPr>
-          <w:noProof/>
-        </w:rPr>
-        <w:lastRenderedPageBreak/>
-        <w:drawing>
-          <wp:inline distT="0" distB="0" distL="0" distR="0" wp14:anchorId="74432C18" wp14:editId="4FFF9871">
-            <wp:extent cx="5943600" cy="5257800"/>
-            <wp:effectExtent l="0" t="0" r="0" b="0"/>
-            <wp:docPr id="502" name="PCB rear"/>
-            <wp:cNvGraphicFramePr>
-              <a:graphicFrameLocks xmlns:a="http://schemas.openxmlformats.org/drawingml/2006/main" noChangeAspect="1"/>
-            </wp:cNvGraphicFramePr>
-            <a:graphic xmlns:a="http://schemas.openxmlformats.org/drawingml/2006/main">
-              <a:graphicData uri="http://schemas.openxmlformats.org/drawingml/2006/picture">
-                <pic:pic xmlns:pic="http://schemas.openxmlformats.org/drawingml/2006/picture">
-                  <pic:nvPicPr>
-                    <pic:cNvPr id="502" name="PCB rear"/>
-                    <pic:cNvPicPr/>
-                  </pic:nvPicPr>
-                  <pic:blipFill>
-                    <a:blip r:embed="rId7"/>
-                    <a:stretch>
-                      <a:fillRect/>
-                    </a:stretch>
-                  </pic:blipFill>
-                  <pic:spPr>
-                    <a:xfrm>
-                      <a:off x="0" y="0"/>
-                      <a:ext cx="5943600" cy="5257800"/>
-                    </a:xfrm>
-                    <a:prstGeom prst="rect">
-                      <a:avLst/>
-                    </a:prstGeom>
-                  </pic:spPr>
-                </pic:pic>
-              </a:graphicData>
-            </a:graphic>
-          </wp:inline>
-        </w:drawing>
-      </w:r>
+    </w:p>
+    <w:p>
+      <w:pPr>
+        <w:spacing w:after="120" w:line="240" w:lineRule="auto"/>
+        <w:jc w:val="center"/>
+      </w:pPr>
+    </w:p>
+    <w:p>
+      <w:pPr>
+        <w:spacing w:after="120" w:line="240" w:lineRule="auto"/>
+        <w:jc w:val="center"/>
+      </w:pPr>
+    </w:p>
+    <w:p>
+      <w:pPr>
+        <w:spacing w:after="120" w:line="240" w:lineRule="auto"/>
+        <w:jc w:val="center"/>
+      </w:pPr>
+    </w:p>
+    <w:p>
+      <w:pPr>
+        <w:spacing w:after="120" w:line="240" w:lineRule="auto"/>
+        <w:jc w:val="center"/>
+      </w:pPr>
+    </w:p>
+    <w:p>
+      <w:pPr>
+        <w:spacing w:after="120" w:line="240" w:lineRule="auto"/>
+        <w:jc w:val="center"/>
+      </w:pPr>
+    </w:p>
+    <w:p>
+      <w:pPr>
+        <w:spacing w:after="120" w:line="240" w:lineRule="auto"/>
+        <w:jc w:val="center"/>
+      </w:pPr>
     </w:p>
     <w:p>
       <w:pPr>
         <w:keepNext/>
+        <w:spacing w:line="240" w:lineRule="auto"/>
         <w:rPr>
           <w:rFonts w:ascii="Calibri" w:hAnsi="Calibri" w:cs="Calibri"/>
           <w:b/>
@@ -796,7 +847,138 @@
           <w:szCs w:val="36"/>
           <w:lang w:val="en-US"/>
         </w:rPr>
+        <w:lastRenderedPageBreak/>
         <w:t>4</w:t>
+      </w:r>
+      <w:r>
+        <w:rPr>
+          <w:rFonts w:ascii="Calibri" w:hAnsi="Calibri" w:cs="Calibri"/>
+          <w:b/>
+          <w:bCs/>
+          <w:color w:val="000000" w:themeColor="text1"/>
+          <w:sz w:val="36"/>
+          <w:szCs w:val="36"/>
+          <w:lang w:val="en-US"/>
+        </w:rPr>
+        <w:tab/>
+        <w:t xml:space="preserve">PCB DIAGRAM - </w:t>
+      </w:r>
+      <w:r>
+        <w:rPr>
+          <w:rFonts w:ascii="Calibri" w:hAnsi="Calibri" w:cs="Calibri"/>
+          <w:b/>
+          <w:bCs/>
+          <w:color w:val="000000" w:themeColor="text1"/>
+          <w:sz w:val="36"/>
+          <w:szCs w:val="36"/>
+          <w:lang w:val="en-US"/>
+        </w:rPr>
+        <w:t>REAR</w:t>
+      </w:r>
+    </w:p>
+    <w:p>
+      <w:pPr>
+        <w:spacing w:after="120" w:line="240" w:lineRule="auto"/>
+        <w:jc w:val="center"/>
+      </w:pPr>
+      <w:r>
+        <w:rPr>
+          <w:noProof/>
+        </w:rPr>
+        <w:drawing>
+          <wp:inline distT="0" distB="0" distL="0" distR="0" wp14:anchorId="74432C18" wp14:editId="0536FF25">
+            <wp:extent cx="5813240" cy="6089073"/>
+            <wp:effectExtent l="0" t="0" r="0" b="6985"/>
+            <wp:docPr id="502" name="PCB rear"/>
+            <wp:cNvGraphicFramePr>
+              <a:graphicFrameLocks xmlns:a="http://schemas.openxmlformats.org/drawingml/2006/main" noChangeAspect="1"/>
+            </wp:cNvGraphicFramePr>
+            <a:graphic xmlns:a="http://schemas.openxmlformats.org/drawingml/2006/main">
+              <a:graphicData uri="http://schemas.openxmlformats.org/drawingml/2006/picture">
+                <pic:pic xmlns:pic="http://schemas.openxmlformats.org/drawingml/2006/picture">
+                  <pic:nvPicPr>
+                    <pic:cNvPr id="502" name="PCB rear"/>
+                    <pic:cNvPicPr/>
+                  </pic:nvPicPr>
+                  <pic:blipFill rotWithShape="1">
+                    <a:blip r:embed="rId7"/>
+                    <a:srcRect l="8099" r="10784" b="3953"/>
+                    <a:stretch>
+                      <a:fillRect/>
+                    </a:stretch>
+                  </pic:blipFill>
+                  <pic:spPr bwMode="auto">
+                    <a:xfrm>
+                      <a:off x="0" y="0"/>
+                      <a:ext cx="5841894" cy="6119087"/>
+                    </a:xfrm>
+                    <a:prstGeom prst="rect">
+                      <a:avLst/>
+                    </a:prstGeom>
+                    <a:ln>
+                      <a:noFill/>
+                    </a:ln>
+                    <a:extLst>
+                      <a:ext uri="{53640926-AAD7-44D8-BBD7-CCE9431645EC}">
+                        <a14:shadowObscured xmlns:a14="http://schemas.microsoft.com/office/drawing/2010/main"/>
+                      </a:ext>
+                    </a:extLst>
+                  </pic:spPr>
+                </pic:pic>
+              </a:graphicData>
+            </a:graphic>
+          </wp:inline>
+        </w:drawing>
+      </w:r>
+    </w:p>
+    <w:p>
+      <w:pPr>
+        <w:spacing w:after="120" w:line="240" w:lineRule="auto"/>
+        <w:jc w:val="center"/>
+        <w:rPr>
+          <w:b/>
+          <w:bCs/>
+        </w:rPr>
+      </w:pPr>
+    </w:p>
+    <w:p>
+      <w:pPr>
+        <w:spacing w:after="120" w:line="240" w:lineRule="auto"/>
+        <w:jc w:val="center"/>
+      </w:pPr>
+    </w:p>
+    <w:p>
+      <w:pPr>
+        <w:spacing w:after="120" w:line="240" w:lineRule="auto"/>
+        <w:jc w:val="center"/>
+      </w:pPr>
+    </w:p>
+    <w:p>
+      <w:pPr>
+        <w:keepNext/>
+        <w:spacing w:line="240" w:lineRule="auto"/>
+        <w:rPr>
+          <w:rFonts w:ascii="Calibri" w:hAnsi="Calibri" w:cs="Calibri"/>
+          <w:b/>
+          <w:bCs/>
+          <w:color w:val="000000" w:themeColor="text1"/>
+          <w:sz w:val="36"/>
+          <w:szCs w:val="36"/>
+          <w:lang w:val="en-US"/>
+        </w:rPr>
+      </w:pPr>
+      <w:r>
+        <w:rPr>
+          <w:rFonts w:ascii="Calibri" w:hAnsi="Calibri" w:cs="Calibri"/>
+          <w:b/>
+          <w:bCs/>
+          <w:color w:val="000000" w:themeColor="text1"/>
+          <w:sz w:val="36"/>
+          <w:szCs w:val="36"/>
+          <w:lang w:val="en-US"/>
+        </w:rPr>
+        <w:lastRenderedPageBreak/>
+        <w:t>5</w:t>
       </w:r>
       <w:r>
         <w:rPr>
@@ -1741,27 +1923,7 @@
                 <w:szCs w:val="20"/>
                 <w:lang w:val="en-US"/>
               </w:rPr>
-              <w:t xml:space="preserve"> M10 GNSS module</w:t>
-            </w:r>
-            <w:r>
-              <w:rPr>
-                <w:rFonts w:ascii="Roboto" w:hAnsi="Roboto" w:cs="Calibri"/>
-                <w:color w:val="000000" w:themeColor="text1"/>
-                <w:sz w:val="20"/>
-                <w:szCs w:val="20"/>
-                <w:lang w:val="en-US"/>
-              </w:rPr>
-              <w:t xml:space="preserve"> with a passive ANT.</w:t>
-            </w:r>
-            <w:r>
-              <w:rPr>
-                <w:rFonts w:ascii="Roboto" w:hAnsi="Roboto" w:cs="Calibri"/>
-                <w:color w:val="000000" w:themeColor="text1"/>
-                <w:sz w:val="20"/>
-                <w:szCs w:val="20"/>
-                <w:lang w:val="en-US"/>
-              </w:rPr>
-              <w:t xml:space="preserve"> </w:t>
+              <w:t xml:space="preserve"> M10 GNSS module with a passive ANT. </w:t>
             </w:r>
           </w:p>
         </w:tc>
@@ -1913,7 +2075,6 @@
                 <w:szCs w:val="20"/>
                 <w:lang w:val="en-US"/>
               </w:rPr>
-              <w:lastRenderedPageBreak/>
               <w:t>3.3 V regulator</w:t>
             </w:r>
           </w:p>
@@ -2528,17 +2689,7 @@
                 <w:szCs w:val="20"/>
                 <w:lang w:val="en-US"/>
               </w:rPr>
-              <w:t>Inductor for onboard RP2354B 1.1V regulator</w:t>
-            </w:r>
-            <w:r>
-              <w:rPr>
-                <w:rFonts w:ascii="Roboto" w:hAnsi="Roboto" w:cs="Calibri"/>
-                <w:color w:val="000000" w:themeColor="text1"/>
-                <w:sz w:val="20"/>
-                <w:szCs w:val="20"/>
-                <w:lang w:val="en-US"/>
-              </w:rPr>
-              <w:t xml:space="preserve"> </w:t>
+              <w:t xml:space="preserve">Inductor for onboard RP2354B 1.1V regulator </w:t>
             </w:r>
           </w:p>
         </w:tc>
@@ -2911,17 +3062,7 @@
                 <w:szCs w:val="20"/>
                 <w:lang w:val="en-US"/>
               </w:rPr>
-              <w:t>01x02 2.54mm screw terminals.</w:t>
-            </w:r>
-            <w:r>
-              <w:rPr>
-                <w:rFonts w:ascii="Roboto" w:hAnsi="Roboto" w:cs="Calibri"/>
-                <w:color w:val="000000" w:themeColor="text1"/>
-                <w:sz w:val="20"/>
-                <w:szCs w:val="20"/>
-                <w:lang w:val="en-US"/>
-              </w:rPr>
-              <w:t xml:space="preserve"> </w:t>
+              <w:t xml:space="preserve">01x02 2.54mm screw terminals. </w:t>
             </w:r>
           </w:p>
         </w:tc>
@@ -3318,10 +3459,15 @@
         </w:tc>
       </w:tr>
     </w:tbl>
-    <w:p/>
+    <w:p>
+      <w:pPr>
+        <w:spacing w:line="240" w:lineRule="auto"/>
+      </w:pPr>
+    </w:p>
     <w:p>
       <w:pPr>
         <w:keepNext/>
+        <w:spacing w:line="240" w:lineRule="auto"/>
         <w:rPr>
           <w:rFonts w:ascii="Calibri" w:hAnsi="Calibri" w:cs="Calibri"/>
           <w:b/>
@@ -3342,7 +3488,8 @@
           <w:szCs w:val="36"/>
           <w:lang w:val="en-US"/>
         </w:rPr>
-        <w:t>5</w:t>
+        <w:lastRenderedPageBreak/>
+        <w:t>6</w:t>
       </w:r>
       <w:r>
         <w:rPr>
@@ -4135,7 +4282,6 @@
                 <w:szCs w:val="20"/>
                 <w:lang w:val="en-US"/>
               </w:rPr>
-              <w:lastRenderedPageBreak/>
               <w:t>GNSS</w:t>
             </w:r>
           </w:p>
@@ -4979,6 +5125,7 @@
     </w:tbl>
     <w:p>
       <w:pPr>
+        <w:spacing w:line="240" w:lineRule="auto"/>
         <w:rPr>
           <w:rFonts w:ascii="Calibri" w:hAnsi="Calibri" w:cs="Calibri"/>
           <w:b/>

--- a/documentation/reference-document.docx
+++ b/documentation/reference-document.docx
@@ -3777,7 +3777,27 @@
                   <w:szCs w:val="20"/>
                   <w:lang w:val="en-US"/>
                 </w:rPr>
-                <w:t>hardware_i2c</w:t>
+                <w:t>hardwa</w:t>
+              </w:r>
+              <w:r>
+                <w:rPr>
+                  <w:rStyle w:val="Hyperlink"/>
+                  <w:rFonts w:ascii="Roboto" w:hAnsi="Roboto" w:cs="Calibri"/>
+                  <w:sz w:val="20"/>
+                  <w:szCs w:val="20"/>
+                  <w:lang w:val="en-US"/>
+                </w:rPr>
+                <w:t>r</w:t>
+              </w:r>
+              <w:r>
+                <w:rPr>
+                  <w:rStyle w:val="Hyperlink"/>
+                  <w:rFonts w:ascii="Roboto" w:hAnsi="Roboto" w:cs="Calibri"/>
+                  <w:sz w:val="20"/>
+                  <w:szCs w:val="20"/>
+                  <w:lang w:val="en-US"/>
+                </w:rPr>
+                <w:t>e_i2c</w:t>
               </w:r>
             </w:hyperlink>
           </w:p>
@@ -4111,7 +4131,17 @@
                 <w:szCs w:val="20"/>
                 <w:lang w:val="en-US"/>
               </w:rPr>
-              <w:t>microSD</w:t>
+              <w:t>M</w:t>
+            </w:r>
+            <w:r>
+              <w:rPr>
+                <w:rFonts w:ascii="Roboto" w:hAnsi="Roboto" w:cs="Calibri"/>
+                <w:color w:val="000000" w:themeColor="text1"/>
+                <w:sz w:val="20"/>
+                <w:szCs w:val="20"/>
+                <w:lang w:val="en-US"/>
+              </w:rPr>
+              <w:t>icroSD</w:t>
             </w:r>
           </w:p>
         </w:tc>
@@ -4703,7 +4733,27 @@
                   <w:szCs w:val="20"/>
                   <w:lang w:val="en-US"/>
                 </w:rPr>
-                <w:t>hardware_gpio</w:t>
+                <w:t>hardware</w:t>
+              </w:r>
+              <w:r>
+                <w:rPr>
+                  <w:rStyle w:val="Hyperlink"/>
+                  <w:rFonts w:ascii="Roboto" w:hAnsi="Roboto" w:cs="Calibri"/>
+                  <w:sz w:val="20"/>
+                  <w:szCs w:val="20"/>
+                  <w:lang w:val="en-US"/>
+                </w:rPr>
+                <w:t>_</w:t>
+              </w:r>
+              <w:r>
+                <w:rPr>
+                  <w:rStyle w:val="Hyperlink"/>
+                  <w:rFonts w:ascii="Roboto" w:hAnsi="Roboto" w:cs="Calibri"/>
+                  <w:sz w:val="20"/>
+                  <w:szCs w:val="20"/>
+                  <w:lang w:val="en-US"/>
+                </w:rPr>
+                <w:t>gpio</w:t>
               </w:r>
             </w:hyperlink>
           </w:p>
@@ -5043,7 +5093,17 @@
                 <w:szCs w:val="20"/>
                 <w:lang w:val="en-US"/>
               </w:rPr>
-              <w:t>USB 1.1</w:t>
+              <w:t>USB 1</w:t>
+            </w:r>
+            <w:r>
+              <w:rPr>
+                <w:rFonts w:ascii="Roboto" w:hAnsi="Roboto" w:cs="Calibri"/>
+                <w:color w:val="000000" w:themeColor="text1"/>
+                <w:sz w:val="20"/>
+                <w:szCs w:val="20"/>
+                <w:lang w:val="en-US"/>
+              </w:rPr>
+              <w:t xml:space="preserve"> HS</w:t>
             </w:r>
           </w:p>
         </w:tc>
@@ -5069,7 +5129,7 @@
                 <w:szCs w:val="20"/>
                 <w:lang w:val="en-US"/>
               </w:rPr>
-              <w:t>D+ - USB_DP / PIN67</w:t>
+              <w:t>D+ USB_DP / PIN67</w:t>
             </w:r>
           </w:p>
           <w:p>
@@ -5089,7 +5149,7 @@
                 <w:szCs w:val="20"/>
                 <w:lang w:val="en-US"/>
               </w:rPr>
-              <w:t>D- - USB_DM / PIN66</w:t>
+              <w:t>D-  USB_DM / PIN66</w:t>
             </w:r>
           </w:p>
         </w:tc>
@@ -6087,6 +6147,18 @@
       <w:shd w:val="clear" w:color="auto" w:fill="E1DFDD"/>
     </w:rPr>
   </w:style>
+  <w:style w:type="character" w:styleId="FollowedHyperlink">
+    <w:name w:val="FollowedHyperlink"/>
+    <w:basedOn w:val="DefaultParagraphFont"/>
+    <w:uiPriority w:val="99"/>
+    <w:semiHidden/>
+    <w:unhideWhenUsed/>
+    <w:rsid w:val="00EE35FD"/>
+    <w:rPr>
+      <w:color w:val="96607D" w:themeColor="followedHyperlink"/>
+      <w:u w:val="single"/>
+    </w:rPr>
+  </w:style>
 </w:styles>
 </file>
 
